--- a/docs/Sơ đồ đấu nối.docx
+++ b/docs/Sơ đồ đấu nối.docx
@@ -866,20 +866,41 @@
         <w:rPr>
           <w:lang w:val="en-US"/>
         </w:rPr>
-        <w:t xml:space="preserve">    - RO (Receive Out)      &lt;--------&gt; GPIO 16 / RX2 (ESP32)</w:t>
-      </w:r>
-    </w:p>
-    <w:p>
-      <w:pPr>
-        <w:rPr>
-          <w:lang w:val="en-US"/>
-        </w:rPr>
-      </w:pPr>
-      <w:r>
-        <w:rPr>
-          <w:lang w:val="en-US"/>
-        </w:rPr>
-        <w:t xml:space="preserve">    - DI (Data In)          &lt;--------&gt; GPIO 17 / TX2 (ESP32)</w:t>
+        <w:t xml:space="preserve">    - RO (Receive Out)  </w:t>
+      </w:r>
+      <w:r>
+        <w:t>- RX</w:t>
+      </w:r>
+      <w:r>
+        <w:rPr>
+          <w:lang w:val="en-US"/>
+        </w:rPr>
+        <w:t xml:space="preserve">    &lt;--------&gt; GPIO 16 / RX2 (ESP32)</w:t>
+      </w:r>
+    </w:p>
+    <w:p>
+      <w:pPr>
+        <w:rPr>
+          <w:lang w:val="en-US"/>
+        </w:rPr>
+      </w:pPr>
+      <w:r>
+        <w:rPr>
+          <w:lang w:val="en-US"/>
+        </w:rPr>
+        <w:t xml:space="preserve">    - DI (Data In)  </w:t>
+      </w:r>
+      <w:r>
+        <w:rPr>
+          <w:lang w:val="en-US"/>
+        </w:rPr>
+        <w:t>Tx</w:t>
+      </w:r>
+      <w:r>
+        <w:rPr>
+          <w:lang w:val="en-US"/>
+        </w:rPr>
+        <w:t xml:space="preserve">        &lt;--------&gt; GPIO 17 / TX2 (ESP32)</w:t>
       </w:r>
     </w:p>
     <w:p/>
